--- a/Nitya_Laptop/MB Section/6- RTC Section/RTC Section.docx
+++ b/Nitya_Laptop/MB Section/6- RTC Section/RTC Section.docx
@@ -1,6 +1,6 @@
 
 <file path=word/document.xml><?xml version="1.0" encoding="utf-8"?>
-<w:document xmlns:wpc="http://schemas.microsoft.com/office/word/2010/wordprocessingCanvas" xmlns:cx="http://schemas.microsoft.com/office/drawing/2014/chartex" xmlns:cx1="http://schemas.microsoft.com/office/drawing/2015/9/8/chartex" xmlns:cx2="http://schemas.microsoft.com/office/drawing/2015/10/21/chartex" xmlns:cx3="http://schemas.microsoft.com/office/drawing/2016/5/9/chartex" xmlns:cx4="http://schemas.microsoft.com/office/drawing/2016/5/10/chartex" xmlns:cx5="http://schemas.microsoft.com/office/drawing/2016/5/11/chartex" xmlns:cx6="http://schemas.microsoft.com/office/drawing/2016/5/12/chartex" xmlns:cx7="http://schemas.microsoft.com/office/drawing/2016/5/13/chartex" xmlns:cx8="http://schemas.microsoft.com/office/drawing/2016/5/14/chartex" xmlns:mc="http://schemas.openxmlformats.org/markup-compatibility/2006" xmlns:aink="http://schemas.microsoft.com/office/drawing/2016/ink" xmlns:am3d="http://schemas.microsoft.com/office/drawing/2017/model3d" xmlns:o="urn:schemas-microsoft-com:office:office" xmlns:r="http://schemas.openxmlformats.org/officeDocument/2006/relationships" xmlns:m="http://schemas.openxmlformats.org/officeDocument/2006/math" xmlns:v="urn:schemas-microsoft-com:vml" xmlns:wp14="http://schemas.microsoft.com/office/word/2010/wordprocessingDrawing" xmlns:wp="http://schemas.openxmlformats.org/drawingml/2006/wordprocessingDrawing" xmlns:w10="urn:schemas-microsoft-com:office:word" xmlns:w="http://schemas.openxmlformats.org/wordprocessingml/2006/main" xmlns:w14="http://schemas.microsoft.com/office/word/2010/wordml" xmlns:w15="http://schemas.microsoft.com/office/word/2012/wordml" xmlns:w16cex="http://schemas.microsoft.com/office/word/2018/wordml/cex" xmlns:w16cid="http://schemas.microsoft.com/office/word/2016/wordml/cid" xmlns:w16="http://schemas.microsoft.com/office/word/2018/wordml" xmlns:w16sdtdh="http://schemas.microsoft.com/office/word/2020/wordml/sdtdatahash" xmlns:w16se="http://schemas.microsoft.com/office/word/2015/wordml/symex" xmlns:wpg="http://schemas.microsoft.com/office/word/2010/wordprocessingGroup" xmlns:wpi="http://schemas.microsoft.com/office/word/2010/wordprocessingInk" xmlns:wne="http://schemas.microsoft.com/office/word/2006/wordml" xmlns:wps="http://schemas.microsoft.com/office/word/2010/wordprocessingShape" mc:Ignorable="w14 w15 w16se w16cid w16 w16cex w16sdtdh wp14">
+<w:document xmlns:wpc="http://schemas.microsoft.com/office/word/2010/wordprocessingCanvas" xmlns:cx="http://schemas.microsoft.com/office/drawing/2014/chartex" xmlns:cx1="http://schemas.microsoft.com/office/drawing/2015/9/8/chartex" xmlns:cx2="http://schemas.microsoft.com/office/drawing/2015/10/21/chartex" xmlns:cx3="http://schemas.microsoft.com/office/drawing/2016/5/9/chartex" xmlns:cx4="http://schemas.microsoft.com/office/drawing/2016/5/10/chartex" xmlns:cx5="http://schemas.microsoft.com/office/drawing/2016/5/11/chartex" xmlns:cx6="http://schemas.microsoft.com/office/drawing/2016/5/12/chartex" xmlns:cx7="http://schemas.microsoft.com/office/drawing/2016/5/13/chartex" xmlns:cx8="http://schemas.microsoft.com/office/drawing/2016/5/14/chartex" xmlns:mc="http://schemas.openxmlformats.org/markup-compatibility/2006" xmlns:aink="http://schemas.microsoft.com/office/drawing/2016/ink" xmlns:am3d="http://schemas.microsoft.com/office/drawing/2017/model3d" xmlns:o="urn:schemas-microsoft-com:office:office" xmlns:oel="http://schemas.microsoft.com/office/2019/extlst" xmlns:r="http://schemas.openxmlformats.org/officeDocument/2006/relationships" xmlns:m="http://schemas.openxmlformats.org/officeDocument/2006/math" xmlns:v="urn:schemas-microsoft-com:vml" xmlns:wp14="http://schemas.microsoft.com/office/word/2010/wordprocessingDrawing" xmlns:wp="http://schemas.openxmlformats.org/drawingml/2006/wordprocessingDrawing" xmlns:w10="urn:schemas-microsoft-com:office:word" xmlns:w="http://schemas.openxmlformats.org/wordprocessingml/2006/main" xmlns:w14="http://schemas.microsoft.com/office/word/2010/wordml" xmlns:w15="http://schemas.microsoft.com/office/word/2012/wordml" xmlns:w16cex="http://schemas.microsoft.com/office/word/2018/wordml/cex" xmlns:w16cid="http://schemas.microsoft.com/office/word/2016/wordml/cid" xmlns:w16="http://schemas.microsoft.com/office/word/2018/wordml" xmlns:w16sdtdh="http://schemas.microsoft.com/office/word/2020/wordml/sdtdatahash" xmlns:w16se="http://schemas.microsoft.com/office/word/2015/wordml/symex" xmlns:wpg="http://schemas.microsoft.com/office/word/2010/wordprocessingGroup" xmlns:wpi="http://schemas.microsoft.com/office/word/2010/wordprocessingInk" xmlns:wne="http://schemas.microsoft.com/office/word/2006/wordml" xmlns:wps="http://schemas.microsoft.com/office/word/2010/wordprocessingShape" mc:Ignorable="w14 w15 w16se w16cid w16 w16cex w16sdtdh wp14">
   <w:body>
     <w:p>
       <w:r>
@@ -75,6 +75,191 @@
           <w:sz w:val="28"/>
           <w:szCs w:val="28"/>
         </w:rPr>
+        <w:t>RTC Kya Hai?</w:t>
+      </w:r>
+    </w:p>
+    <w:p>
+      <w:pPr>
+        <w:spacing w:after="0" w:line="360" w:lineRule="auto"/>
+        <w:rPr>
+          <w:rFonts w:ascii="Times New Roman" w:hAnsi="Times New Roman" w:cs="Times New Roman"/>
+          <w:sz w:val="24"/>
+          <w:szCs w:val="24"/>
+        </w:rPr>
+      </w:pPr>
+      <w:r>
+        <w:rPr>
+          <w:rFonts w:ascii="Times New Roman" w:hAnsi="Times New Roman" w:cs="Times New Roman"/>
+          <w:sz w:val="24"/>
+          <w:szCs w:val="24"/>
+        </w:rPr>
+        <w:t>RTC = Real Time Clock</w:t>
+      </w:r>
+    </w:p>
+    <w:p>
+      <w:pPr>
+        <w:spacing w:after="0" w:line="360" w:lineRule="auto"/>
+        <w:rPr>
+          <w:rFonts w:ascii="Times New Roman" w:hAnsi="Times New Roman" w:cs="Times New Roman"/>
+          <w:sz w:val="24"/>
+          <w:szCs w:val="24"/>
+        </w:rPr>
+      </w:pPr>
+      <w:r>
+        <w:rPr>
+          <w:rFonts w:ascii="Times New Roman" w:hAnsi="Times New Roman" w:cs="Times New Roman"/>
+          <w:sz w:val="24"/>
+          <w:szCs w:val="24"/>
+        </w:rPr>
+        <w:t>RTC ka kaam sirf date aur time chalana nahi hai.</w:t>
+      </w:r>
+    </w:p>
+    <w:p>
+      <w:pPr>
+        <w:spacing w:after="0" w:line="360" w:lineRule="auto"/>
+        <w:rPr>
+          <w:rFonts w:ascii="Times New Roman" w:hAnsi="Times New Roman" w:cs="Times New Roman"/>
+          <w:sz w:val="24"/>
+          <w:szCs w:val="24"/>
+        </w:rPr>
+      </w:pPr>
+      <w:r>
+        <w:rPr>
+          <w:rFonts w:ascii="Times New Roman" w:hAnsi="Times New Roman" w:cs="Times New Roman"/>
+          <w:sz w:val="24"/>
+          <w:szCs w:val="24"/>
+        </w:rPr>
+        <w:t>Laptop me RTC ye kaam karta hai:</w:t>
+      </w:r>
+    </w:p>
+    <w:p>
+      <w:pPr>
+        <w:numPr>
+          <w:ilvl w:val="0"/>
+          <w:numId w:val="4"/>
+        </w:numPr>
+        <w:spacing w:after="0" w:line="360" w:lineRule="auto"/>
+        <w:rPr>
+          <w:rFonts w:ascii="Times New Roman" w:hAnsi="Times New Roman" w:cs="Times New Roman"/>
+          <w:sz w:val="24"/>
+          <w:szCs w:val="24"/>
+        </w:rPr>
+      </w:pPr>
+      <w:r>
+        <w:rPr>
+          <w:rFonts w:ascii="Times New Roman" w:hAnsi="Times New Roman" w:cs="Times New Roman"/>
+          <w:sz w:val="24"/>
+          <w:szCs w:val="24"/>
+        </w:rPr>
+        <w:t xml:space="preserve">Date &amp; Time maintain karna. </w:t>
+      </w:r>
+    </w:p>
+    <w:p>
+      <w:pPr>
+        <w:numPr>
+          <w:ilvl w:val="0"/>
+          <w:numId w:val="4"/>
+        </w:numPr>
+        <w:spacing w:after="0" w:line="360" w:lineRule="auto"/>
+        <w:rPr>
+          <w:rFonts w:ascii="Times New Roman" w:hAnsi="Times New Roman" w:cs="Times New Roman"/>
+          <w:sz w:val="24"/>
+          <w:szCs w:val="24"/>
+        </w:rPr>
+      </w:pPr>
+      <w:r>
+        <w:rPr>
+          <w:rFonts w:ascii="Times New Roman" w:hAnsi="Times New Roman" w:cs="Times New Roman"/>
+          <w:sz w:val="24"/>
+          <w:szCs w:val="24"/>
+        </w:rPr>
+        <w:t xml:space="preserve">BIOS Settings save rakhna. </w:t>
+      </w:r>
+    </w:p>
+    <w:p>
+      <w:pPr>
+        <w:numPr>
+          <w:ilvl w:val="0"/>
+          <w:numId w:val="4"/>
+        </w:numPr>
+        <w:spacing w:after="0" w:line="360" w:lineRule="auto"/>
+        <w:rPr>
+          <w:rFonts w:ascii="Times New Roman" w:hAnsi="Times New Roman" w:cs="Times New Roman"/>
+          <w:sz w:val="24"/>
+          <w:szCs w:val="24"/>
+        </w:rPr>
+      </w:pPr>
+      <w:r>
+        <w:rPr>
+          <w:rFonts w:ascii="Times New Roman" w:hAnsi="Times New Roman" w:cs="Times New Roman"/>
+          <w:sz w:val="24"/>
+          <w:szCs w:val="24"/>
+        </w:rPr>
+        <w:t xml:space="preserve">PCH ko standby me alive rakhna. </w:t>
+      </w:r>
+    </w:p>
+    <w:p>
+      <w:pPr>
+        <w:numPr>
+          <w:ilvl w:val="0"/>
+          <w:numId w:val="4"/>
+        </w:numPr>
+        <w:spacing w:after="0" w:line="360" w:lineRule="auto"/>
+        <w:rPr>
+          <w:rFonts w:ascii="Times New Roman" w:hAnsi="Times New Roman" w:cs="Times New Roman"/>
+          <w:sz w:val="24"/>
+          <w:szCs w:val="24"/>
+        </w:rPr>
+      </w:pPr>
+      <w:r>
+        <w:rPr>
+          <w:rFonts w:ascii="Times New Roman" w:hAnsi="Times New Roman" w:cs="Times New Roman"/>
+          <w:sz w:val="24"/>
+          <w:szCs w:val="24"/>
+        </w:rPr>
+        <w:t>Power sequence start karne me help karna.</w:t>
+      </w:r>
+    </w:p>
+    <w:p>
+      <w:pPr>
+        <w:rPr>
+          <w:rFonts w:ascii="Georgia" w:hAnsi="Georgia"/>
+          <w:b/>
+          <w:bCs/>
+          <w:sz w:val="28"/>
+          <w:szCs w:val="28"/>
+        </w:rPr>
+      </w:pPr>
+    </w:p>
+    <w:p>
+      <w:pPr>
+        <w:rPr>
+          <w:rFonts w:ascii="Georgia" w:hAnsi="Georgia"/>
+          <w:b/>
+          <w:bCs/>
+          <w:sz w:val="28"/>
+          <w:szCs w:val="28"/>
+        </w:rPr>
+      </w:pPr>
+    </w:p>
+    <w:p>
+      <w:pPr>
+        <w:rPr>
+          <w:rFonts w:ascii="Georgia" w:hAnsi="Georgia"/>
+          <w:b/>
+          <w:bCs/>
+          <w:sz w:val="28"/>
+          <w:szCs w:val="28"/>
+        </w:rPr>
+      </w:pPr>
+      <w:r>
+        <w:rPr>
+          <w:rFonts w:ascii="Georgia" w:hAnsi="Georgia"/>
+          <w:b/>
+          <w:bCs/>
+          <w:sz w:val="28"/>
+          <w:szCs w:val="28"/>
+        </w:rPr>
         <w:t>Issue in RTC Section</w:t>
       </w:r>
     </w:p>
@@ -380,7 +565,6 @@
           <w:sz w:val="28"/>
           <w:szCs w:val="28"/>
         </w:rPr>
-        <w:lastRenderedPageBreak/>
         <w:t>Process</w:t>
       </w:r>
     </w:p>
@@ -580,6 +764,22 @@
         </w:rPr>
         <w:t>(high ~3v)</w:t>
       </w:r>
+      <w:r>
+        <w:rPr>
+          <w:rFonts w:ascii="Georgia" w:hAnsi="Georgia"/>
+          <w:sz w:val="24"/>
+          <w:szCs w:val="24"/>
+        </w:rPr>
+        <w:t xml:space="preserve"> - </w:t>
+      </w:r>
+      <w:r>
+        <w:rPr>
+          <w:rFonts w:ascii="Georgia" w:hAnsi="Georgia"/>
+          <w:sz w:val="24"/>
+          <w:szCs w:val="24"/>
+        </w:rPr>
+        <w:t>RTC section ready hai.</w:t>
+      </w:r>
     </w:p>
     <w:p>
       <w:pPr>
@@ -846,6 +1046,7 @@
           <w:szCs w:val="24"/>
           <w:highlight w:val="green"/>
         </w:rPr>
+        <w:lastRenderedPageBreak/>
         <w:t>RTC Oscillator circuit -&gt; 32.768 khz ke crystal ke sath milkar clock banata hai.</w:t>
       </w:r>
       <w:r>
@@ -1045,7 +1246,6 @@
           <w:sz w:val="24"/>
           <w:szCs w:val="24"/>
         </w:rPr>
-        <w:lastRenderedPageBreak/>
         <w:t>Note:</w:t>
       </w:r>
     </w:p>
@@ -1464,6 +1664,7 @@
           <w:sz w:val="24"/>
           <w:szCs w:val="24"/>
         </w:rPr>
+        <w:lastRenderedPageBreak/>
         <w:drawing>
           <wp:inline distT="0" distB="0" distL="0" distR="0" wp14:anchorId="5F9D07DC" wp14:editId="51F18E2E">
             <wp:extent cx="6486525" cy="3952875"/>
@@ -1526,7 +1727,7 @@
 </file>
 
 <file path=word/numbering.xml><?xml version="1.0" encoding="utf-8"?>
-<w:numbering xmlns:wpc="http://schemas.microsoft.com/office/word/2010/wordprocessingCanvas" xmlns:cx="http://schemas.microsoft.com/office/drawing/2014/chartex" xmlns:cx1="http://schemas.microsoft.com/office/drawing/2015/9/8/chartex" xmlns:cx2="http://schemas.microsoft.com/office/drawing/2015/10/21/chartex" xmlns:cx3="http://schemas.microsoft.com/office/drawing/2016/5/9/chartex" xmlns:cx4="http://schemas.microsoft.com/office/drawing/2016/5/10/chartex" xmlns:cx5="http://schemas.microsoft.com/office/drawing/2016/5/11/chartex" xmlns:cx6="http://schemas.microsoft.com/office/drawing/2016/5/12/chartex" xmlns:cx7="http://schemas.microsoft.com/office/drawing/2016/5/13/chartex" xmlns:cx8="http://schemas.microsoft.com/office/drawing/2016/5/14/chartex" xmlns:mc="http://schemas.openxmlformats.org/markup-compatibility/2006" xmlns:aink="http://schemas.microsoft.com/office/drawing/2016/ink" xmlns:am3d="http://schemas.microsoft.com/office/drawing/2017/model3d" xmlns:o="urn:schemas-microsoft-com:office:office" xmlns:r="http://schemas.openxmlformats.org/officeDocument/2006/relationships" xmlns:m="http://schemas.openxmlformats.org/officeDocument/2006/math" xmlns:v="urn:schemas-microsoft-com:vml" xmlns:wp14="http://schemas.microsoft.com/office/word/2010/wordprocessingDrawing" xmlns:wp="http://schemas.openxmlformats.org/drawingml/2006/wordprocessingDrawing" xmlns:w10="urn:schemas-microsoft-com:office:word" xmlns:w="http://schemas.openxmlformats.org/wordprocessingml/2006/main" xmlns:w14="http://schemas.microsoft.com/office/word/2010/wordml" xmlns:w15="http://schemas.microsoft.com/office/word/2012/wordml" xmlns:w16cex="http://schemas.microsoft.com/office/word/2018/wordml/cex" xmlns:w16cid="http://schemas.microsoft.com/office/word/2016/wordml/cid" xmlns:w16="http://schemas.microsoft.com/office/word/2018/wordml" xmlns:w16sdtdh="http://schemas.microsoft.com/office/word/2020/wordml/sdtdatahash" xmlns:w16se="http://schemas.microsoft.com/office/word/2015/wordml/symex" xmlns:wpg="http://schemas.microsoft.com/office/word/2010/wordprocessingGroup" xmlns:wpi="http://schemas.microsoft.com/office/word/2010/wordprocessingInk" xmlns:wne="http://schemas.microsoft.com/office/word/2006/wordml" xmlns:wps="http://schemas.microsoft.com/office/word/2010/wordprocessingShape" mc:Ignorable="w14 w15 w16se w16cid w16 w16cex w16sdtdh wp14">
+<w:numbering xmlns:wpc="http://schemas.microsoft.com/office/word/2010/wordprocessingCanvas" xmlns:cx="http://schemas.microsoft.com/office/drawing/2014/chartex" xmlns:cx1="http://schemas.microsoft.com/office/drawing/2015/9/8/chartex" xmlns:cx2="http://schemas.microsoft.com/office/drawing/2015/10/21/chartex" xmlns:cx3="http://schemas.microsoft.com/office/drawing/2016/5/9/chartex" xmlns:cx4="http://schemas.microsoft.com/office/drawing/2016/5/10/chartex" xmlns:cx5="http://schemas.microsoft.com/office/drawing/2016/5/11/chartex" xmlns:cx6="http://schemas.microsoft.com/office/drawing/2016/5/12/chartex" xmlns:cx7="http://schemas.microsoft.com/office/drawing/2016/5/13/chartex" xmlns:cx8="http://schemas.microsoft.com/office/drawing/2016/5/14/chartex" xmlns:mc="http://schemas.openxmlformats.org/markup-compatibility/2006" xmlns:aink="http://schemas.microsoft.com/office/drawing/2016/ink" xmlns:am3d="http://schemas.microsoft.com/office/drawing/2017/model3d" xmlns:o="urn:schemas-microsoft-com:office:office" xmlns:oel="http://schemas.microsoft.com/office/2019/extlst" xmlns:r="http://schemas.openxmlformats.org/officeDocument/2006/relationships" xmlns:m="http://schemas.openxmlformats.org/officeDocument/2006/math" xmlns:v="urn:schemas-microsoft-com:vml" xmlns:wp14="http://schemas.microsoft.com/office/word/2010/wordprocessingDrawing" xmlns:wp="http://schemas.openxmlformats.org/drawingml/2006/wordprocessingDrawing" xmlns:w10="urn:schemas-microsoft-com:office:word" xmlns:w="http://schemas.openxmlformats.org/wordprocessingml/2006/main" xmlns:w14="http://schemas.microsoft.com/office/word/2010/wordml" xmlns:w15="http://schemas.microsoft.com/office/word/2012/wordml" xmlns:w16cex="http://schemas.microsoft.com/office/word/2018/wordml/cex" xmlns:w16cid="http://schemas.microsoft.com/office/word/2016/wordml/cid" xmlns:w16="http://schemas.microsoft.com/office/word/2018/wordml" xmlns:w16sdtdh="http://schemas.microsoft.com/office/word/2020/wordml/sdtdatahash" xmlns:w16se="http://schemas.microsoft.com/office/word/2015/wordml/symex" xmlns:wpg="http://schemas.microsoft.com/office/word/2010/wordprocessingGroup" xmlns:wpi="http://schemas.microsoft.com/office/word/2010/wordprocessingInk" xmlns:wne="http://schemas.microsoft.com/office/word/2006/wordml" xmlns:wps="http://schemas.microsoft.com/office/word/2010/wordprocessingShape" mc:Ignorable="w14 w15 w16se w16cid w16 w16cex w16sdtdh wp14">
   <w:abstractNum w:abstractNumId="0" w15:restartNumberingAfterBreak="0">
     <w:nsid w:val="14D90593"/>
     <w:multiLevelType w:val="hybridMultilevel"/>
@@ -1617,6 +1818,155 @@
     </w:lvl>
   </w:abstractNum>
   <w:abstractNum w:abstractNumId="1" w15:restartNumberingAfterBreak="0">
+    <w:nsid w:val="279D61B9"/>
+    <w:multiLevelType w:val="multilevel"/>
+    <w:tmpl w:val="A9000A46"/>
+    <w:lvl w:ilvl="0">
+      <w:start w:val="1"/>
+      <w:numFmt w:val="bullet"/>
+      <w:lvlText w:val=""/>
+      <w:lvlJc w:val="left"/>
+      <w:pPr>
+        <w:tabs>
+          <w:tab w:val="num" w:pos="720"/>
+        </w:tabs>
+        <w:ind w:left="720" w:hanging="360"/>
+      </w:pPr>
+      <w:rPr>
+        <w:rFonts w:ascii="Symbol" w:hAnsi="Symbol" w:hint="default"/>
+        <w:sz w:val="20"/>
+      </w:rPr>
+    </w:lvl>
+    <w:lvl w:ilvl="1" w:tentative="1">
+      <w:start w:val="1"/>
+      <w:numFmt w:val="bullet"/>
+      <w:lvlText w:val="o"/>
+      <w:lvlJc w:val="left"/>
+      <w:pPr>
+        <w:tabs>
+          <w:tab w:val="num" w:pos="1440"/>
+        </w:tabs>
+        <w:ind w:left="1440" w:hanging="360"/>
+      </w:pPr>
+      <w:rPr>
+        <w:rFonts w:ascii="Courier New" w:hAnsi="Courier New" w:hint="default"/>
+        <w:sz w:val="20"/>
+      </w:rPr>
+    </w:lvl>
+    <w:lvl w:ilvl="2" w:tentative="1">
+      <w:start w:val="1"/>
+      <w:numFmt w:val="bullet"/>
+      <w:lvlText w:val=""/>
+      <w:lvlJc w:val="left"/>
+      <w:pPr>
+        <w:tabs>
+          <w:tab w:val="num" w:pos="2160"/>
+        </w:tabs>
+        <w:ind w:left="2160" w:hanging="360"/>
+      </w:pPr>
+      <w:rPr>
+        <w:rFonts w:ascii="Wingdings" w:hAnsi="Wingdings" w:hint="default"/>
+        <w:sz w:val="20"/>
+      </w:rPr>
+    </w:lvl>
+    <w:lvl w:ilvl="3" w:tentative="1">
+      <w:start w:val="1"/>
+      <w:numFmt w:val="bullet"/>
+      <w:lvlText w:val=""/>
+      <w:lvlJc w:val="left"/>
+      <w:pPr>
+        <w:tabs>
+          <w:tab w:val="num" w:pos="2880"/>
+        </w:tabs>
+        <w:ind w:left="2880" w:hanging="360"/>
+      </w:pPr>
+      <w:rPr>
+        <w:rFonts w:ascii="Wingdings" w:hAnsi="Wingdings" w:hint="default"/>
+        <w:sz w:val="20"/>
+      </w:rPr>
+    </w:lvl>
+    <w:lvl w:ilvl="4" w:tentative="1">
+      <w:start w:val="1"/>
+      <w:numFmt w:val="bullet"/>
+      <w:lvlText w:val=""/>
+      <w:lvlJc w:val="left"/>
+      <w:pPr>
+        <w:tabs>
+          <w:tab w:val="num" w:pos="3600"/>
+        </w:tabs>
+        <w:ind w:left="3600" w:hanging="360"/>
+      </w:pPr>
+      <w:rPr>
+        <w:rFonts w:ascii="Wingdings" w:hAnsi="Wingdings" w:hint="default"/>
+        <w:sz w:val="20"/>
+      </w:rPr>
+    </w:lvl>
+    <w:lvl w:ilvl="5" w:tentative="1">
+      <w:start w:val="1"/>
+      <w:numFmt w:val="bullet"/>
+      <w:lvlText w:val=""/>
+      <w:lvlJc w:val="left"/>
+      <w:pPr>
+        <w:tabs>
+          <w:tab w:val="num" w:pos="4320"/>
+        </w:tabs>
+        <w:ind w:left="4320" w:hanging="360"/>
+      </w:pPr>
+      <w:rPr>
+        <w:rFonts w:ascii="Wingdings" w:hAnsi="Wingdings" w:hint="default"/>
+        <w:sz w:val="20"/>
+      </w:rPr>
+    </w:lvl>
+    <w:lvl w:ilvl="6" w:tentative="1">
+      <w:start w:val="1"/>
+      <w:numFmt w:val="bullet"/>
+      <w:lvlText w:val=""/>
+      <w:lvlJc w:val="left"/>
+      <w:pPr>
+        <w:tabs>
+          <w:tab w:val="num" w:pos="5040"/>
+        </w:tabs>
+        <w:ind w:left="5040" w:hanging="360"/>
+      </w:pPr>
+      <w:rPr>
+        <w:rFonts w:ascii="Wingdings" w:hAnsi="Wingdings" w:hint="default"/>
+        <w:sz w:val="20"/>
+      </w:rPr>
+    </w:lvl>
+    <w:lvl w:ilvl="7" w:tentative="1">
+      <w:start w:val="1"/>
+      <w:numFmt w:val="bullet"/>
+      <w:lvlText w:val=""/>
+      <w:lvlJc w:val="left"/>
+      <w:pPr>
+        <w:tabs>
+          <w:tab w:val="num" w:pos="5760"/>
+        </w:tabs>
+        <w:ind w:left="5760" w:hanging="360"/>
+      </w:pPr>
+      <w:rPr>
+        <w:rFonts w:ascii="Wingdings" w:hAnsi="Wingdings" w:hint="default"/>
+        <w:sz w:val="20"/>
+      </w:rPr>
+    </w:lvl>
+    <w:lvl w:ilvl="8" w:tentative="1">
+      <w:start w:val="1"/>
+      <w:numFmt w:val="bullet"/>
+      <w:lvlText w:val=""/>
+      <w:lvlJc w:val="left"/>
+      <w:pPr>
+        <w:tabs>
+          <w:tab w:val="num" w:pos="6480"/>
+        </w:tabs>
+        <w:ind w:left="6480" w:hanging="360"/>
+      </w:pPr>
+      <w:rPr>
+        <w:rFonts w:ascii="Wingdings" w:hAnsi="Wingdings" w:hint="default"/>
+        <w:sz w:val="20"/>
+      </w:rPr>
+    </w:lvl>
+  </w:abstractNum>
+  <w:abstractNum w:abstractNumId="2" w15:restartNumberingAfterBreak="0">
     <w:nsid w:val="2E6A6602"/>
     <w:multiLevelType w:val="hybridMultilevel"/>
     <w:tmpl w:val="62A6F67C"/>
@@ -1728,7 +2078,7 @@
       </w:rPr>
     </w:lvl>
   </w:abstractNum>
-  <w:abstractNum w:abstractNumId="2" w15:restartNumberingAfterBreak="0">
+  <w:abstractNum w:abstractNumId="3" w15:restartNumberingAfterBreak="0">
     <w:nsid w:val="5FCF412D"/>
     <w:multiLevelType w:val="hybridMultilevel"/>
     <w:tmpl w:val="2AEC1344"/>
@@ -1817,14 +2167,17 @@
       </w:pPr>
     </w:lvl>
   </w:abstractNum>
-  <w:num w:numId="1">
-    <w:abstractNumId w:val="1"/>
-  </w:num>
-  <w:num w:numId="2">
+  <w:num w:numId="1" w16cid:durableId="334040387">
     <w:abstractNumId w:val="2"/>
   </w:num>
-  <w:num w:numId="3">
+  <w:num w:numId="2" w16cid:durableId="2001811585">
+    <w:abstractNumId w:val="3"/>
+  </w:num>
+  <w:num w:numId="3" w16cid:durableId="1282226153">
     <w:abstractNumId w:val="0"/>
+  </w:num>
+  <w:num w:numId="4" w16cid:durableId="1371228738">
+    <w:abstractNumId w:val="1"/>
   </w:num>
 </w:numbering>
 </file>
@@ -2430,7 +2783,6 @@
   <w:style w:type="character" w:default="1" w:styleId="DefaultParagraphFont">
     <w:name w:val="Default Paragraph Font"/>
     <w:uiPriority w:val="1"/>
-    <w:semiHidden/>
     <w:unhideWhenUsed/>
   </w:style>
   <w:style w:type="table" w:default="1" w:styleId="TableNormal">

--- a/Nitya_Laptop/MB Section/6- RTC Section/RTC Section.docx
+++ b/Nitya_Laptop/MB Section/6- RTC Section/RTC Section.docx
@@ -2783,6 +2783,7 @@
   <w:style w:type="character" w:default="1" w:styleId="DefaultParagraphFont">
     <w:name w:val="Default Paragraph Font"/>
     <w:uiPriority w:val="1"/>
+    <w:semiHidden/>
     <w:unhideWhenUsed/>
   </w:style>
   <w:style w:type="table" w:default="1" w:styleId="TableNormal">

--- a/Nitya_Laptop/MB Section/6- RTC Section/RTC Section.docx
+++ b/Nitya_Laptop/MB Section/6- RTC Section/RTC Section.docx
@@ -1,6 +1,6 @@
 
 <file path=word/document.xml><?xml version="1.0" encoding="utf-8"?>
-<w:document xmlns:wpc="http://schemas.microsoft.com/office/word/2010/wordprocessingCanvas" xmlns:cx="http://schemas.microsoft.com/office/drawing/2014/chartex" xmlns:cx1="http://schemas.microsoft.com/office/drawing/2015/9/8/chartex" xmlns:cx2="http://schemas.microsoft.com/office/drawing/2015/10/21/chartex" xmlns:cx3="http://schemas.microsoft.com/office/drawing/2016/5/9/chartex" xmlns:cx4="http://schemas.microsoft.com/office/drawing/2016/5/10/chartex" xmlns:cx5="http://schemas.microsoft.com/office/drawing/2016/5/11/chartex" xmlns:cx6="http://schemas.microsoft.com/office/drawing/2016/5/12/chartex" xmlns:cx7="http://schemas.microsoft.com/office/drawing/2016/5/13/chartex" xmlns:cx8="http://schemas.microsoft.com/office/drawing/2016/5/14/chartex" xmlns:mc="http://schemas.openxmlformats.org/markup-compatibility/2006" xmlns:aink="http://schemas.microsoft.com/office/drawing/2016/ink" xmlns:am3d="http://schemas.microsoft.com/office/drawing/2017/model3d" xmlns:o="urn:schemas-microsoft-com:office:office" xmlns:oel="http://schemas.microsoft.com/office/2019/extlst" xmlns:r="http://schemas.openxmlformats.org/officeDocument/2006/relationships" xmlns:m="http://schemas.openxmlformats.org/officeDocument/2006/math" xmlns:v="urn:schemas-microsoft-com:vml" xmlns:wp14="http://schemas.microsoft.com/office/word/2010/wordprocessingDrawing" xmlns:wp="http://schemas.openxmlformats.org/drawingml/2006/wordprocessingDrawing" xmlns:w10="urn:schemas-microsoft-com:office:word" xmlns:w="http://schemas.openxmlformats.org/wordprocessingml/2006/main" xmlns:w14="http://schemas.microsoft.com/office/word/2010/wordml" xmlns:w15="http://schemas.microsoft.com/office/word/2012/wordml" xmlns:w16cex="http://schemas.microsoft.com/office/word/2018/wordml/cex" xmlns:w16cid="http://schemas.microsoft.com/office/word/2016/wordml/cid" xmlns:w16="http://schemas.microsoft.com/office/word/2018/wordml" xmlns:w16sdtdh="http://schemas.microsoft.com/office/word/2020/wordml/sdtdatahash" xmlns:w16se="http://schemas.microsoft.com/office/word/2015/wordml/symex" xmlns:wpg="http://schemas.microsoft.com/office/word/2010/wordprocessingGroup" xmlns:wpi="http://schemas.microsoft.com/office/word/2010/wordprocessingInk" xmlns:wne="http://schemas.microsoft.com/office/word/2006/wordml" xmlns:wps="http://schemas.microsoft.com/office/word/2010/wordprocessingShape" mc:Ignorable="w14 w15 w16se w16cid w16 w16cex w16sdtdh wp14">
+<w:document xmlns:wpc="http://schemas.microsoft.com/office/word/2010/wordprocessingCanvas" xmlns:cx="http://schemas.microsoft.com/office/drawing/2014/chartex" xmlns:cx1="http://schemas.microsoft.com/office/drawing/2015/9/8/chartex" xmlns:cx2="http://schemas.microsoft.com/office/drawing/2015/10/21/chartex" xmlns:cx3="http://schemas.microsoft.com/office/drawing/2016/5/9/chartex" xmlns:cx4="http://schemas.microsoft.com/office/drawing/2016/5/10/chartex" xmlns:cx5="http://schemas.microsoft.com/office/drawing/2016/5/11/chartex" xmlns:cx6="http://schemas.microsoft.com/office/drawing/2016/5/12/chartex" xmlns:cx7="http://schemas.microsoft.com/office/drawing/2016/5/13/chartex" xmlns:cx8="http://schemas.microsoft.com/office/drawing/2016/5/14/chartex" xmlns:mc="http://schemas.openxmlformats.org/markup-compatibility/2006" xmlns:aink="http://schemas.microsoft.com/office/drawing/2016/ink" xmlns:am3d="http://schemas.microsoft.com/office/drawing/2017/model3d" xmlns:o="urn:schemas-microsoft-com:office:office" xmlns:r="http://schemas.openxmlformats.org/officeDocument/2006/relationships" xmlns:m="http://schemas.openxmlformats.org/officeDocument/2006/math" xmlns:v="urn:schemas-microsoft-com:vml" xmlns:wp14="http://schemas.microsoft.com/office/word/2010/wordprocessingDrawing" xmlns:wp="http://schemas.openxmlformats.org/drawingml/2006/wordprocessingDrawing" xmlns:w10="urn:schemas-microsoft-com:office:word" xmlns:w="http://schemas.openxmlformats.org/wordprocessingml/2006/main" xmlns:w14="http://schemas.microsoft.com/office/word/2010/wordml" xmlns:w15="http://schemas.microsoft.com/office/word/2012/wordml" xmlns:w16cex="http://schemas.microsoft.com/office/word/2018/wordml/cex" xmlns:w16cid="http://schemas.microsoft.com/office/word/2016/wordml/cid" xmlns:w16="http://schemas.microsoft.com/office/word/2018/wordml" xmlns:w16sdtdh="http://schemas.microsoft.com/office/word/2020/wordml/sdtdatahash" xmlns:w16se="http://schemas.microsoft.com/office/word/2015/wordml/symex" xmlns:wpg="http://schemas.microsoft.com/office/word/2010/wordprocessingGroup" xmlns:wpi="http://schemas.microsoft.com/office/word/2010/wordprocessingInk" xmlns:wne="http://schemas.microsoft.com/office/word/2006/wordml" xmlns:wps="http://schemas.microsoft.com/office/word/2010/wordprocessingShape" mc:Ignorable="w14 w15 w16se w16cid w16 w16cex w16sdtdh wp14">
   <w:body>
     <w:p>
       <w:r>
@@ -134,11 +134,89 @@
     </w:p>
     <w:p>
       <w:pPr>
-        <w:numPr>
-          <w:ilvl w:val="0"/>
-          <w:numId w:val="4"/>
-        </w:numPr>
-        <w:spacing w:after="0" w:line="360" w:lineRule="auto"/>
+        <w:spacing w:after="0" w:line="360" w:lineRule="auto"/>
+        <w:ind w:left="360"/>
+        <w:rPr>
+          <w:rFonts w:ascii="Times New Roman" w:eastAsia="Times New Roman" w:hAnsi="Times New Roman" w:cs="Times New Roman"/>
+          <w:sz w:val="24"/>
+          <w:szCs w:val="24"/>
+        </w:rPr>
+      </w:pPr>
+      <w:r>
+        <w:rPr>
+          <w:rFonts w:ascii="Times New Roman" w:eastAsia="Times New Roman" w:hAnsi="Symbol" w:cs="Times New Roman"/>
+          <w:sz w:val="24"/>
+          <w:szCs w:val="24"/>
+        </w:rPr>
+        <w:t></w:t>
+      </w:r>
+      <w:r>
+        <w:rPr>
+          <w:rFonts w:ascii="Times New Roman" w:eastAsia="Times New Roman" w:hAnsi="Times New Roman" w:cs="Times New Roman"/>
+          <w:sz w:val="24"/>
+          <w:szCs w:val="24"/>
+        </w:rPr>
+        <w:t xml:space="preserve">  Date &amp; Time maintain </w:t>
+      </w:r>
+    </w:p>
+    <w:p>
+      <w:pPr>
+        <w:spacing w:after="0" w:line="360" w:lineRule="auto"/>
+        <w:ind w:left="360"/>
+        <w:rPr>
+          <w:rFonts w:ascii="Times New Roman" w:eastAsia="Times New Roman" w:hAnsi="Times New Roman" w:cs="Times New Roman"/>
+          <w:sz w:val="24"/>
+          <w:szCs w:val="24"/>
+        </w:rPr>
+      </w:pPr>
+      <w:r>
+        <w:rPr>
+          <w:rFonts w:ascii="Times New Roman" w:eastAsia="Times New Roman" w:hAnsi="Symbol" w:cs="Times New Roman"/>
+          <w:sz w:val="24"/>
+          <w:szCs w:val="24"/>
+        </w:rPr>
+        <w:t></w:t>
+      </w:r>
+      <w:r>
+        <w:rPr>
+          <w:rFonts w:ascii="Times New Roman" w:eastAsia="Times New Roman" w:hAnsi="Times New Roman" w:cs="Times New Roman"/>
+          <w:sz w:val="24"/>
+          <w:szCs w:val="24"/>
+        </w:rPr>
+        <w:t xml:space="preserve">  BIOS CMOS Settings save </w:t>
+      </w:r>
+    </w:p>
+    <w:p>
+      <w:pPr>
+        <w:spacing w:after="0" w:line="360" w:lineRule="auto"/>
+        <w:ind w:left="360"/>
+        <w:rPr>
+          <w:rFonts w:ascii="Times New Roman" w:eastAsia="Times New Roman" w:hAnsi="Times New Roman" w:cs="Times New Roman"/>
+          <w:sz w:val="24"/>
+          <w:szCs w:val="24"/>
+        </w:rPr>
+      </w:pPr>
+      <w:r>
+        <w:rPr>
+          <w:rFonts w:ascii="Times New Roman" w:eastAsia="Times New Roman" w:hAnsi="Symbol" w:cs="Times New Roman"/>
+          <w:sz w:val="24"/>
+          <w:szCs w:val="24"/>
+        </w:rPr>
+        <w:t></w:t>
+      </w:r>
+      <w:r>
+        <w:rPr>
+          <w:rFonts w:ascii="Times New Roman" w:eastAsia="Times New Roman" w:hAnsi="Times New Roman" w:cs="Times New Roman"/>
+          <w:sz w:val="24"/>
+          <w:szCs w:val="24"/>
+        </w:rPr>
+        <w:t xml:space="preserve">  RTC Clock (32.768KHz) chalana </w:t>
+      </w:r>
+    </w:p>
+    <w:p>
+      <w:pPr>
+        <w:spacing w:after="0" w:line="360" w:lineRule="auto"/>
+        <w:ind w:left="360"/>
         <w:rPr>
           <w:rFonts w:ascii="Times New Roman" w:hAnsi="Times New Roman" w:cs="Times New Roman"/>
           <w:sz w:val="24"/>
@@ -147,92 +225,60 @@
       </w:pPr>
       <w:r>
         <w:rPr>
+          <w:rFonts w:ascii="Times New Roman" w:eastAsia="Times New Roman" w:hAnsi="Symbol" w:cs="Times New Roman"/>
+          <w:sz w:val="24"/>
+          <w:szCs w:val="24"/>
+        </w:rPr>
+        <w:t></w:t>
+      </w:r>
+      <w:r>
+        <w:rPr>
+          <w:rFonts w:ascii="Times New Roman" w:eastAsia="Times New Roman" w:hAnsi="Times New Roman" w:cs="Times New Roman"/>
+          <w:sz w:val="24"/>
+          <w:szCs w:val="24"/>
+        </w:rPr>
+        <w:t xml:space="preserve">  </w:t>
+      </w:r>
+      <w:r>
+        <w:rPr>
           <w:rFonts w:ascii="Times New Roman" w:hAnsi="Times New Roman" w:cs="Times New Roman"/>
           <w:sz w:val="24"/>
           <w:szCs w:val="24"/>
         </w:rPr>
-        <w:t xml:space="preserve">Date &amp; Time maintain karna. </w:t>
-      </w:r>
-    </w:p>
-    <w:p>
-      <w:pPr>
-        <w:numPr>
-          <w:ilvl w:val="0"/>
-          <w:numId w:val="4"/>
-        </w:numPr>
-        <w:spacing w:after="0" w:line="360" w:lineRule="auto"/>
+        <w:t xml:space="preserve">PCH ko standby me rakhna. </w:t>
+      </w:r>
+      <w:r>
         <w:rPr>
           <w:rFonts w:ascii="Times New Roman" w:hAnsi="Times New Roman" w:cs="Times New Roman"/>
           <w:sz w:val="24"/>
           <w:szCs w:val="24"/>
         </w:rPr>
-      </w:pPr>
+        <w:t>(</w:t>
+      </w:r>
+      <w:r>
+        <w:t xml:space="preserve">PCH ke </w:t>
+      </w:r>
+      <w:r>
+        <w:rPr>
+          <w:rStyle w:val="Strong"/>
+        </w:rPr>
+        <w:t>RTC domain</w:t>
+      </w:r>
+      <w:r>
+        <w:t xml:space="preserve"> ko alive rakhti hai.</w:t>
+      </w:r>
       <w:r>
         <w:rPr>
           <w:rFonts w:ascii="Times New Roman" w:hAnsi="Times New Roman" w:cs="Times New Roman"/>
           <w:sz w:val="24"/>
           <w:szCs w:val="24"/>
         </w:rPr>
-        <w:t xml:space="preserve">BIOS Settings save rakhna. </w:t>
-      </w:r>
-    </w:p>
-    <w:p>
-      <w:pPr>
-        <w:numPr>
-          <w:ilvl w:val="0"/>
-          <w:numId w:val="4"/>
-        </w:numPr>
-        <w:spacing w:after="0" w:line="360" w:lineRule="auto"/>
-        <w:rPr>
-          <w:rFonts w:ascii="Times New Roman" w:hAnsi="Times New Roman" w:cs="Times New Roman"/>
-          <w:sz w:val="24"/>
-          <w:szCs w:val="24"/>
-        </w:rPr>
-      </w:pPr>
-      <w:r>
-        <w:rPr>
-          <w:rFonts w:ascii="Times New Roman" w:hAnsi="Times New Roman" w:cs="Times New Roman"/>
-          <w:sz w:val="24"/>
-          <w:szCs w:val="24"/>
-        </w:rPr>
-        <w:t xml:space="preserve">PCH ko standby me alive rakhna. </w:t>
-      </w:r>
-    </w:p>
-    <w:p>
-      <w:pPr>
-        <w:numPr>
-          <w:ilvl w:val="0"/>
-          <w:numId w:val="4"/>
-        </w:numPr>
-        <w:spacing w:after="0" w:line="360" w:lineRule="auto"/>
-        <w:rPr>
-          <w:rFonts w:ascii="Times New Roman" w:hAnsi="Times New Roman" w:cs="Times New Roman"/>
-          <w:sz w:val="24"/>
-          <w:szCs w:val="24"/>
-        </w:rPr>
-      </w:pPr>
-      <w:r>
-        <w:rPr>
-          <w:rFonts w:ascii="Times New Roman" w:hAnsi="Times New Roman" w:cs="Times New Roman"/>
-          <w:sz w:val="24"/>
-          <w:szCs w:val="24"/>
-        </w:rPr>
-        <w:t>Power sequence start karne me help karna.</w:t>
-      </w:r>
-    </w:p>
-    <w:p>
-      <w:pPr>
-        <w:rPr>
-          <w:rFonts w:ascii="Georgia" w:hAnsi="Georgia"/>
-          <w:b/>
-          <w:bCs/>
-          <w:sz w:val="28"/>
-          <w:szCs w:val="28"/>
-        </w:rPr>
-      </w:pPr>
-    </w:p>
-    <w:p>
-      <w:pPr>
+        <w:t>)</w:t>
+      </w:r>
+    </w:p>
+    <w:p>
+      <w:pPr>
+        <w:pStyle w:val="ListParagraph"/>
         <w:rPr>
           <w:rFonts w:ascii="Georgia" w:hAnsi="Georgia"/>
           <w:b/>
@@ -306,7 +352,15 @@
           <w:sz w:val="24"/>
           <w:szCs w:val="24"/>
         </w:rPr>
-        <w:t>Bios configuration – custom setting  issue</w:t>
+        <w:t>BIOS</w:t>
+      </w:r>
+      <w:r>
+        <w:rPr>
+          <w:rFonts w:ascii="Georgia" w:hAnsi="Georgia"/>
+          <w:sz w:val="24"/>
+          <w:szCs w:val="24"/>
+        </w:rPr>
+        <w:t xml:space="preserve"> configuration – custom setting  issue</w:t>
       </w:r>
     </w:p>
     <w:p>
@@ -431,126 +485,6 @@
         <w:spacing w:after="0"/>
         <w:rPr>
           <w:rFonts w:ascii="Georgia" w:hAnsi="Georgia"/>
-          <w:sz w:val="28"/>
-          <w:szCs w:val="28"/>
-        </w:rPr>
-      </w:pPr>
-    </w:p>
-    <w:p>
-      <w:pPr>
-        <w:spacing w:after="0"/>
-        <w:rPr>
-          <w:rFonts w:ascii="Georgia" w:hAnsi="Georgia"/>
-          <w:sz w:val="28"/>
-          <w:szCs w:val="28"/>
-        </w:rPr>
-      </w:pPr>
-    </w:p>
-    <w:p>
-      <w:pPr>
-        <w:spacing w:after="0"/>
-        <w:rPr>
-          <w:rFonts w:ascii="Georgia" w:hAnsi="Georgia"/>
-          <w:sz w:val="28"/>
-          <w:szCs w:val="28"/>
-        </w:rPr>
-      </w:pPr>
-    </w:p>
-    <w:p>
-      <w:pPr>
-        <w:spacing w:after="0"/>
-        <w:rPr>
-          <w:rFonts w:ascii="Georgia" w:hAnsi="Georgia"/>
-          <w:sz w:val="28"/>
-          <w:szCs w:val="28"/>
-        </w:rPr>
-      </w:pPr>
-    </w:p>
-    <w:p>
-      <w:pPr>
-        <w:spacing w:after="0"/>
-        <w:rPr>
-          <w:rFonts w:ascii="Georgia" w:hAnsi="Georgia"/>
-          <w:sz w:val="28"/>
-          <w:szCs w:val="28"/>
-        </w:rPr>
-      </w:pPr>
-    </w:p>
-    <w:p>
-      <w:pPr>
-        <w:spacing w:after="0"/>
-        <w:rPr>
-          <w:rFonts w:ascii="Georgia" w:hAnsi="Georgia"/>
-          <w:sz w:val="28"/>
-          <w:szCs w:val="28"/>
-        </w:rPr>
-      </w:pPr>
-    </w:p>
-    <w:p>
-      <w:pPr>
-        <w:spacing w:after="0"/>
-        <w:rPr>
-          <w:rFonts w:ascii="Georgia" w:hAnsi="Georgia"/>
-          <w:sz w:val="28"/>
-          <w:szCs w:val="28"/>
-        </w:rPr>
-      </w:pPr>
-    </w:p>
-    <w:p>
-      <w:pPr>
-        <w:spacing w:after="0"/>
-        <w:rPr>
-          <w:rFonts w:ascii="Georgia" w:hAnsi="Georgia"/>
-          <w:sz w:val="28"/>
-          <w:szCs w:val="28"/>
-        </w:rPr>
-      </w:pPr>
-    </w:p>
-    <w:p>
-      <w:pPr>
-        <w:spacing w:after="0"/>
-        <w:rPr>
-          <w:rFonts w:ascii="Georgia" w:hAnsi="Georgia"/>
-          <w:sz w:val="28"/>
-          <w:szCs w:val="28"/>
-        </w:rPr>
-      </w:pPr>
-    </w:p>
-    <w:p>
-      <w:pPr>
-        <w:spacing w:after="0"/>
-        <w:rPr>
-          <w:rFonts w:ascii="Georgia" w:hAnsi="Georgia"/>
-          <w:sz w:val="28"/>
-          <w:szCs w:val="28"/>
-        </w:rPr>
-      </w:pPr>
-    </w:p>
-    <w:p>
-      <w:pPr>
-        <w:spacing w:after="0"/>
-        <w:rPr>
-          <w:rFonts w:ascii="Georgia" w:hAnsi="Georgia"/>
-          <w:sz w:val="28"/>
-          <w:szCs w:val="28"/>
-        </w:rPr>
-      </w:pPr>
-    </w:p>
-    <w:p>
-      <w:pPr>
-        <w:spacing w:after="0"/>
-        <w:rPr>
-          <w:rFonts w:ascii="Georgia" w:hAnsi="Georgia"/>
-          <w:sz w:val="28"/>
-          <w:szCs w:val="28"/>
-        </w:rPr>
-      </w:pPr>
-    </w:p>
-    <w:p>
-      <w:pPr>
-        <w:spacing w:after="0"/>
-        <w:rPr>
-          <w:rFonts w:ascii="Georgia" w:hAnsi="Georgia"/>
           <w:b/>
           <w:bCs/>
           <w:sz w:val="28"/>
@@ -588,6 +522,7 @@
           <w:sz w:val="28"/>
           <w:szCs w:val="28"/>
         </w:rPr>
+        <w:lastRenderedPageBreak/>
         <w:drawing>
           <wp:inline distT="0" distB="0" distL="0" distR="0" wp14:anchorId="043C1638" wp14:editId="283FE7B5">
             <wp:extent cx="5705475" cy="2647950"/>
@@ -1046,7 +981,6 @@
           <w:szCs w:val="24"/>
           <w:highlight w:val="green"/>
         </w:rPr>
-        <w:lastRenderedPageBreak/>
         <w:t>RTC Oscillator circuit -&gt; 32.768 khz ke crystal ke sath milkar clock banata hai.</w:t>
       </w:r>
       <w:r>
@@ -1265,6 +1199,7 @@
           <w:szCs w:val="24"/>
           <w:highlight w:val="yellow"/>
         </w:rPr>
+        <w:lastRenderedPageBreak/>
         <w:t>Agar Adapter</w:t>
       </w:r>
       <w:r>
@@ -1664,7 +1599,6 @@
           <w:sz w:val="24"/>
           <w:szCs w:val="24"/>
         </w:rPr>
-        <w:lastRenderedPageBreak/>
         <w:drawing>
           <wp:inline distT="0" distB="0" distL="0" distR="0" wp14:anchorId="5F9D07DC" wp14:editId="51F18E2E">
             <wp:extent cx="6486525" cy="3952875"/>
@@ -1727,7 +1661,7 @@
 </file>
 
 <file path=word/numbering.xml><?xml version="1.0" encoding="utf-8"?>
-<w:numbering xmlns:wpc="http://schemas.microsoft.com/office/word/2010/wordprocessingCanvas" xmlns:cx="http://schemas.microsoft.com/office/drawing/2014/chartex" xmlns:cx1="http://schemas.microsoft.com/office/drawing/2015/9/8/chartex" xmlns:cx2="http://schemas.microsoft.com/office/drawing/2015/10/21/chartex" xmlns:cx3="http://schemas.microsoft.com/office/drawing/2016/5/9/chartex" xmlns:cx4="http://schemas.microsoft.com/office/drawing/2016/5/10/chartex" xmlns:cx5="http://schemas.microsoft.com/office/drawing/2016/5/11/chartex" xmlns:cx6="http://schemas.microsoft.com/office/drawing/2016/5/12/chartex" xmlns:cx7="http://schemas.microsoft.com/office/drawing/2016/5/13/chartex" xmlns:cx8="http://schemas.microsoft.com/office/drawing/2016/5/14/chartex" xmlns:mc="http://schemas.openxmlformats.org/markup-compatibility/2006" xmlns:aink="http://schemas.microsoft.com/office/drawing/2016/ink" xmlns:am3d="http://schemas.microsoft.com/office/drawing/2017/model3d" xmlns:o="urn:schemas-microsoft-com:office:office" xmlns:oel="http://schemas.microsoft.com/office/2019/extlst" xmlns:r="http://schemas.openxmlformats.org/officeDocument/2006/relationships" xmlns:m="http://schemas.openxmlformats.org/officeDocument/2006/math" xmlns:v="urn:schemas-microsoft-com:vml" xmlns:wp14="http://schemas.microsoft.com/office/word/2010/wordprocessingDrawing" xmlns:wp="http://schemas.openxmlformats.org/drawingml/2006/wordprocessingDrawing" xmlns:w10="urn:schemas-microsoft-com:office:word" xmlns:w="http://schemas.openxmlformats.org/wordprocessingml/2006/main" xmlns:w14="http://schemas.microsoft.com/office/word/2010/wordml" xmlns:w15="http://schemas.microsoft.com/office/word/2012/wordml" xmlns:w16cex="http://schemas.microsoft.com/office/word/2018/wordml/cex" xmlns:w16cid="http://schemas.microsoft.com/office/word/2016/wordml/cid" xmlns:w16="http://schemas.microsoft.com/office/word/2018/wordml" xmlns:w16sdtdh="http://schemas.microsoft.com/office/word/2020/wordml/sdtdatahash" xmlns:w16se="http://schemas.microsoft.com/office/word/2015/wordml/symex" xmlns:wpg="http://schemas.microsoft.com/office/word/2010/wordprocessingGroup" xmlns:wpi="http://schemas.microsoft.com/office/word/2010/wordprocessingInk" xmlns:wne="http://schemas.microsoft.com/office/word/2006/wordml" xmlns:wps="http://schemas.microsoft.com/office/word/2010/wordprocessingShape" mc:Ignorable="w14 w15 w16se w16cid w16 w16cex w16sdtdh wp14">
+<w:numbering xmlns:wpc="http://schemas.microsoft.com/office/word/2010/wordprocessingCanvas" xmlns:cx="http://schemas.microsoft.com/office/drawing/2014/chartex" xmlns:cx1="http://schemas.microsoft.com/office/drawing/2015/9/8/chartex" xmlns:cx2="http://schemas.microsoft.com/office/drawing/2015/10/21/chartex" xmlns:cx3="http://schemas.microsoft.com/office/drawing/2016/5/9/chartex" xmlns:cx4="http://schemas.microsoft.com/office/drawing/2016/5/10/chartex" xmlns:cx5="http://schemas.microsoft.com/office/drawing/2016/5/11/chartex" xmlns:cx6="http://schemas.microsoft.com/office/drawing/2016/5/12/chartex" xmlns:cx7="http://schemas.microsoft.com/office/drawing/2016/5/13/chartex" xmlns:cx8="http://schemas.microsoft.com/office/drawing/2016/5/14/chartex" xmlns:mc="http://schemas.openxmlformats.org/markup-compatibility/2006" xmlns:aink="http://schemas.microsoft.com/office/drawing/2016/ink" xmlns:am3d="http://schemas.microsoft.com/office/drawing/2017/model3d" xmlns:o="urn:schemas-microsoft-com:office:office" xmlns:r="http://schemas.openxmlformats.org/officeDocument/2006/relationships" xmlns:m="http://schemas.openxmlformats.org/officeDocument/2006/math" xmlns:v="urn:schemas-microsoft-com:vml" xmlns:wp14="http://schemas.microsoft.com/office/word/2010/wordprocessingDrawing" xmlns:wp="http://schemas.openxmlformats.org/drawingml/2006/wordprocessingDrawing" xmlns:w10="urn:schemas-microsoft-com:office:word" xmlns:w="http://schemas.openxmlformats.org/wordprocessingml/2006/main" xmlns:w14="http://schemas.microsoft.com/office/word/2010/wordml" xmlns:w15="http://schemas.microsoft.com/office/word/2012/wordml" xmlns:w16cex="http://schemas.microsoft.com/office/word/2018/wordml/cex" xmlns:w16cid="http://schemas.microsoft.com/office/word/2016/wordml/cid" xmlns:w16="http://schemas.microsoft.com/office/word/2018/wordml" xmlns:w16sdtdh="http://schemas.microsoft.com/office/word/2020/wordml/sdtdatahash" xmlns:w16se="http://schemas.microsoft.com/office/word/2015/wordml/symex" xmlns:wpg="http://schemas.microsoft.com/office/word/2010/wordprocessingGroup" xmlns:wpi="http://schemas.microsoft.com/office/word/2010/wordprocessingInk" xmlns:wne="http://schemas.microsoft.com/office/word/2006/wordml" xmlns:wps="http://schemas.microsoft.com/office/word/2010/wordprocessingShape" mc:Ignorable="w14 w15 w16se w16cid w16 w16cex w16sdtdh wp14">
   <w:abstractNum w:abstractNumId="0" w15:restartNumberingAfterBreak="0">
     <w:nsid w:val="14D90593"/>
     <w:multiLevelType w:val="hybridMultilevel"/>
@@ -2167,17 +2101,169 @@
       </w:pPr>
     </w:lvl>
   </w:abstractNum>
-  <w:num w:numId="1" w16cid:durableId="334040387">
+  <w:abstractNum w:abstractNumId="4" w15:restartNumberingAfterBreak="0">
+    <w:nsid w:val="703861F1"/>
+    <w:multiLevelType w:val="multilevel"/>
+    <w:tmpl w:val="3602417C"/>
+    <w:lvl w:ilvl="0">
+      <w:start w:val="1"/>
+      <w:numFmt w:val="bullet"/>
+      <w:lvlText w:val=""/>
+      <w:lvlJc w:val="left"/>
+      <w:pPr>
+        <w:tabs>
+          <w:tab w:val="num" w:pos="720"/>
+        </w:tabs>
+        <w:ind w:left="720" w:hanging="360"/>
+      </w:pPr>
+      <w:rPr>
+        <w:rFonts w:ascii="Symbol" w:hAnsi="Symbol" w:hint="default"/>
+        <w:sz w:val="20"/>
+      </w:rPr>
+    </w:lvl>
+    <w:lvl w:ilvl="1" w:tentative="1">
+      <w:start w:val="1"/>
+      <w:numFmt w:val="bullet"/>
+      <w:lvlText w:val="o"/>
+      <w:lvlJc w:val="left"/>
+      <w:pPr>
+        <w:tabs>
+          <w:tab w:val="num" w:pos="1440"/>
+        </w:tabs>
+        <w:ind w:left="1440" w:hanging="360"/>
+      </w:pPr>
+      <w:rPr>
+        <w:rFonts w:ascii="Courier New" w:hAnsi="Courier New" w:hint="default"/>
+        <w:sz w:val="20"/>
+      </w:rPr>
+    </w:lvl>
+    <w:lvl w:ilvl="2" w:tentative="1">
+      <w:start w:val="1"/>
+      <w:numFmt w:val="bullet"/>
+      <w:lvlText w:val=""/>
+      <w:lvlJc w:val="left"/>
+      <w:pPr>
+        <w:tabs>
+          <w:tab w:val="num" w:pos="2160"/>
+        </w:tabs>
+        <w:ind w:left="2160" w:hanging="360"/>
+      </w:pPr>
+      <w:rPr>
+        <w:rFonts w:ascii="Wingdings" w:hAnsi="Wingdings" w:hint="default"/>
+        <w:sz w:val="20"/>
+      </w:rPr>
+    </w:lvl>
+    <w:lvl w:ilvl="3" w:tentative="1">
+      <w:start w:val="1"/>
+      <w:numFmt w:val="bullet"/>
+      <w:lvlText w:val=""/>
+      <w:lvlJc w:val="left"/>
+      <w:pPr>
+        <w:tabs>
+          <w:tab w:val="num" w:pos="2880"/>
+        </w:tabs>
+        <w:ind w:left="2880" w:hanging="360"/>
+      </w:pPr>
+      <w:rPr>
+        <w:rFonts w:ascii="Wingdings" w:hAnsi="Wingdings" w:hint="default"/>
+        <w:sz w:val="20"/>
+      </w:rPr>
+    </w:lvl>
+    <w:lvl w:ilvl="4" w:tentative="1">
+      <w:start w:val="1"/>
+      <w:numFmt w:val="bullet"/>
+      <w:lvlText w:val=""/>
+      <w:lvlJc w:val="left"/>
+      <w:pPr>
+        <w:tabs>
+          <w:tab w:val="num" w:pos="3600"/>
+        </w:tabs>
+        <w:ind w:left="3600" w:hanging="360"/>
+      </w:pPr>
+      <w:rPr>
+        <w:rFonts w:ascii="Wingdings" w:hAnsi="Wingdings" w:hint="default"/>
+        <w:sz w:val="20"/>
+      </w:rPr>
+    </w:lvl>
+    <w:lvl w:ilvl="5" w:tentative="1">
+      <w:start w:val="1"/>
+      <w:numFmt w:val="bullet"/>
+      <w:lvlText w:val=""/>
+      <w:lvlJc w:val="left"/>
+      <w:pPr>
+        <w:tabs>
+          <w:tab w:val="num" w:pos="4320"/>
+        </w:tabs>
+        <w:ind w:left="4320" w:hanging="360"/>
+      </w:pPr>
+      <w:rPr>
+        <w:rFonts w:ascii="Wingdings" w:hAnsi="Wingdings" w:hint="default"/>
+        <w:sz w:val="20"/>
+      </w:rPr>
+    </w:lvl>
+    <w:lvl w:ilvl="6" w:tentative="1">
+      <w:start w:val="1"/>
+      <w:numFmt w:val="bullet"/>
+      <w:lvlText w:val=""/>
+      <w:lvlJc w:val="left"/>
+      <w:pPr>
+        <w:tabs>
+          <w:tab w:val="num" w:pos="5040"/>
+        </w:tabs>
+        <w:ind w:left="5040" w:hanging="360"/>
+      </w:pPr>
+      <w:rPr>
+        <w:rFonts w:ascii="Wingdings" w:hAnsi="Wingdings" w:hint="default"/>
+        <w:sz w:val="20"/>
+      </w:rPr>
+    </w:lvl>
+    <w:lvl w:ilvl="7" w:tentative="1">
+      <w:start w:val="1"/>
+      <w:numFmt w:val="bullet"/>
+      <w:lvlText w:val=""/>
+      <w:lvlJc w:val="left"/>
+      <w:pPr>
+        <w:tabs>
+          <w:tab w:val="num" w:pos="5760"/>
+        </w:tabs>
+        <w:ind w:left="5760" w:hanging="360"/>
+      </w:pPr>
+      <w:rPr>
+        <w:rFonts w:ascii="Wingdings" w:hAnsi="Wingdings" w:hint="default"/>
+        <w:sz w:val="20"/>
+      </w:rPr>
+    </w:lvl>
+    <w:lvl w:ilvl="8" w:tentative="1">
+      <w:start w:val="1"/>
+      <w:numFmt w:val="bullet"/>
+      <w:lvlText w:val=""/>
+      <w:lvlJc w:val="left"/>
+      <w:pPr>
+        <w:tabs>
+          <w:tab w:val="num" w:pos="6480"/>
+        </w:tabs>
+        <w:ind w:left="6480" w:hanging="360"/>
+      </w:pPr>
+      <w:rPr>
+        <w:rFonts w:ascii="Wingdings" w:hAnsi="Wingdings" w:hint="default"/>
+        <w:sz w:val="20"/>
+      </w:rPr>
+    </w:lvl>
+  </w:abstractNum>
+  <w:num w:numId="1">
     <w:abstractNumId w:val="2"/>
   </w:num>
-  <w:num w:numId="2" w16cid:durableId="2001811585">
+  <w:num w:numId="2">
     <w:abstractNumId w:val="3"/>
   </w:num>
-  <w:num w:numId="3" w16cid:durableId="1282226153">
+  <w:num w:numId="3">
     <w:abstractNumId w:val="0"/>
   </w:num>
-  <w:num w:numId="4" w16cid:durableId="1371228738">
+  <w:num w:numId="4">
     <w:abstractNumId w:val="1"/>
+  </w:num>
+  <w:num w:numId="5">
+    <w:abstractNumId w:val="4"/>
   </w:num>
 </w:numbering>
 </file>
@@ -3097,6 +3183,17 @@
       <w:spacing w:val="5"/>
     </w:rPr>
   </w:style>
+  <w:style w:type="character" w:styleId="Strong">
+    <w:name w:val="Strong"/>
+    <w:basedOn w:val="DefaultParagraphFont"/>
+    <w:uiPriority w:val="22"/>
+    <w:qFormat/>
+    <w:rsid w:val="00BC1E8B"/>
+    <w:rPr>
+      <w:b/>
+      <w:bCs/>
+    </w:rPr>
+  </w:style>
 </w:styles>
 </file>
 
